--- a/files/GLC_04_Strategic_Holdings_Review.docx
+++ b/files/GLC_04_Strategic_Holdings_Review.docx
@@ -4,227 +4,970 @@
   <w:body>
     <w:p>
       <w:pPr>
-        <w:pStyle w:val="Title"/>
+        <w:jc w:val="left"/>
       </w:pPr>
       <w:r>
         <w:rPr>
-          <w:color w:val="1F4E78"/>
+          <w:b/>
+          <w:color w:val="6B7280"/>
+          <w:sz w:val="18"/>
         </w:rPr>
-        <w:t>GLC Investment Arm — Strategic Holdings Review</w:t>
-      </w:r>
-    </w:p>
-    <w:p>
-      <w:r>
-        <w:rPr>
-          <w:i/>
-        </w:rPr>
-        <w:t>Document owner: GLC Investment Arm Group Office</w:t>
-      </w:r>
-      <w:r>
-        <w:rPr>
-          <w:i/>
-        </w:rPr>
-        <w:t xml:space="preserve"> · Version: FY2025-A</w:t>
+        <w:t>ZAVA CONGLOMERATE</w:t>
       </w:r>
     </w:p>
     <w:p>
       <w:pPr>
-        <w:pStyle w:val="Heading1"/>
+        <w:spacing w:after="40"/>
       </w:pPr>
       <w:r>
-        <w:t>1. Executive Summary</w:t>
-      </w:r>
-    </w:p>
-    <w:p>
-      <w:r>
-        <w:t>FY2025 portfolio NAV underperformed benchmark by 9.2% — Ministerial briefing in 14 days.</w:t>
-      </w:r>
-    </w:p>
-    <w:p>
-      <w:r>
-        <w:t>This strategic holdings review is grounded on the FY2025 working dataset for GLC Investment Arm and informs the Board, the regulator, and the operating committee of the corrective actions agreed under the recovery plan.</w:t>
+        <w:rPr>
+          <w:b/>
+          <w:color w:val="1F2D55"/>
+          <w:sz w:val="44"/>
+        </w:rPr>
+        <w:t>GLC 04 Strategic Holdings Review</w:t>
       </w:r>
     </w:p>
     <w:p>
       <w:pPr>
-        <w:pStyle w:val="Heading1"/>
+        <w:spacing w:after="200"/>
       </w:pPr>
       <w:r>
-        <w:t>2. Scenario &amp; Background</w:t>
-      </w:r>
-    </w:p>
-    <w:p>
-      <w:r>
-        <w:t>Zava Investment Malaysia is a Malaysian Government-Linked Investment Company managing MYR 52.4B AUM across listed equities (MYR 28B), private markets (MYR 11B), infrastructure (MYR 7B), and strategic holdings (MYR 6.4B). The Fund operates under 6 Ministerial mandates: capital preservation, real return target of CPI plus 4 percent, dividend distribution to the Federal Treasury, ESG floor effective 2025, domestic liquidity support, and stewardship over 9 strategic holdings. FY2025 NAV underperformed the policy benchmark by 9.2 percent — a NAV drag of MYR 1.8B against the bogey — driven mainly by 3 strategic holdings (Bumi Energi, Tenaga Nusa Telekom, Pelabuhan Niaga Holdings). Dividend distribution to the Treasury missed target by 22 percent (MYR 880M actual vs MYR 1.13B target). Internal Audit closed FY2025 with 12 governance findings on conflict-of-interest waivers, mandate compliance, and ESG screening. The Public Accounts Committee has summoned the Chief Investment Officer. The Ministry of Finance has requested a 14-day briefing pack covering remediation, mandate alignment, dividend recovery, and a 36-month NAV restoration plan.</w:t>
-      </w:r>
-    </w:p>
-    <w:p>
-      <w:r>
-        <w:t>The team has triangulated GLC Investment Arm's most recent reported performance against three peer benchmarks and against the regulator's published thresholds for the sector. Findings carried over from the prior cycle have been re-examined to test whether the original assumptions still hold.</w:t>
+        <w:rPr>
+          <w:i/>
+          <w:color w:val="4B5B7C"/>
+          <w:sz w:val="22"/>
+        </w:rPr>
+        <w:t>Review · Internal</w:t>
       </w:r>
     </w:p>
     <w:p>
       <w:pPr>
-        <w:pStyle w:val="Heading1"/>
+        <w:spacing w:after="40"/>
       </w:pPr>
       <w:r>
-        <w:t>3. Detail &amp; Working</w:t>
+        <w:rPr>
+          <w:b/>
+          <w:color w:val="1F2D55"/>
+          <w:sz w:val="20"/>
+        </w:rPr>
+        <w:t xml:space="preserve">Review reference:  </w:t>
+      </w:r>
+      <w:r>
+        <w:rPr>
+          <w:sz w:val="20"/>
+        </w:rPr>
+        <w:t>REV-2026-374</w:t>
       </w:r>
     </w:p>
     <w:p>
       <w:pPr>
-        <w:pStyle w:val="Heading2"/>
+        <w:spacing w:after="40"/>
       </w:pPr>
       <w:r>
-        <w:t>3.1 Position at end of period</w:t>
+        <w:rPr>
+          <w:b/>
+          <w:color w:val="1F2D55"/>
+          <w:sz w:val="20"/>
+        </w:rPr>
+        <w:t xml:space="preserve">Sponsor:  </w:t>
       </w:r>
-    </w:p>
-    <w:p>
       <w:r>
-        <w:t>Position at end of period for GLC Investment Arm as it stands on the working dataset for this strategic holdings review. Reference figures and supporting tabs are stored alongside this document in the Group repository under the GLC-INVESTMENT folder.</w:t>
+        <w:rPr>
+          <w:sz w:val="20"/>
+        </w:rPr>
+        <w:t>Group CFO</w:t>
       </w:r>
     </w:p>
     <w:p>
       <w:pPr>
-        <w:pStyle w:val="Heading2"/>
+        <w:spacing w:after="40"/>
       </w:pPr>
       <w:r>
-        <w:t>3.2 Key drivers</w:t>
+        <w:rPr>
+          <w:b/>
+          <w:color w:val="1F2D55"/>
+          <w:sz w:val="20"/>
+        </w:rPr>
+        <w:t xml:space="preserve">Lead reviewer:  </w:t>
       </w:r>
-    </w:p>
-    <w:p>
       <w:r>
-        <w:t>Key drivers for GLC Investment Arm as it stands on the working dataset for this strategic holdings review. Reference figures and supporting tabs are stored alongside this document in the Group repository under the GLC-INVESTMENT folder.</w:t>
+        <w:rPr>
+          <w:sz w:val="20"/>
+        </w:rPr>
+        <w:t>Group Strategy &amp; Insights</w:t>
       </w:r>
     </w:p>
     <w:p>
       <w:pPr>
-        <w:pStyle w:val="Heading2"/>
+        <w:spacing w:after="40"/>
       </w:pPr>
       <w:r>
-        <w:t>3.3 Sensitivities and assumptions</w:t>
+        <w:rPr>
+          <w:b/>
+          <w:color w:val="1F2D55"/>
+          <w:sz w:val="20"/>
+        </w:rPr>
+        <w:t xml:space="preserve">Period:  </w:t>
       </w:r>
-    </w:p>
-    <w:p>
       <w:r>
-        <w:t>Sensitivities and assumptions for GLC Investment Arm as it stands on the working dataset for this strategic holdings review. Reference figures and supporting tabs are stored alongside this document in the Group repository under the GLC-INVESTMENT folder.</w:t>
+        <w:rPr>
+          <w:sz w:val="20"/>
+        </w:rPr>
+        <w:t>FY2026 H1</w:t>
       </w:r>
     </w:p>
     <w:p>
       <w:pPr>
-        <w:pStyle w:val="Heading2"/>
+        <w:spacing w:after="40"/>
       </w:pPr>
       <w:r>
-        <w:t>3.4 Open issues and unknowns</w:t>
+        <w:rPr>
+          <w:b/>
+          <w:color w:val="1F2D55"/>
+          <w:sz w:val="20"/>
+        </w:rPr>
+        <w:t xml:space="preserve">Issue date:  </w:t>
       </w:r>
-    </w:p>
-    <w:p>
       <w:r>
-        <w:t>Open issues and unknowns for GLC Investment Arm as it stands on the working dataset for this strategic holdings review. Reference figures and supporting tabs are stored alongside this document in the Group repository under the GLC-INVESTMENT folder.</w:t>
+        <w:rPr>
+          <w:sz w:val="20"/>
+        </w:rPr>
+        <w:t>08 May 2026</w:t>
       </w:r>
     </w:p>
     <w:p>
       <w:pPr>
-        <w:pStyle w:val="Heading1"/>
+        <w:spacing w:after="40"/>
       </w:pPr>
       <w:r>
-        <w:t>4. Recommended Actions</w:t>
+        <w:rPr>
+          <w:b/>
+          <w:color w:val="1F2D55"/>
+          <w:sz w:val="20"/>
+        </w:rPr>
+        <w:t xml:space="preserve">Source file:  </w:t>
+      </w:r>
+      <w:r>
+        <w:rPr>
+          <w:sz w:val="20"/>
+        </w:rPr>
+        <w:t>GLC_04_Strategic_Holdings_Review.docx</w:t>
+      </w:r>
+    </w:p>
+    <w:p>
+      <w:pPr>
+        <w:spacing w:before="240" w:after="80"/>
+      </w:pPr>
+      <w:r>
+        <w:rPr>
+          <w:b/>
+          <w:color w:val="1F2D55"/>
+          <w:sz w:val="26"/>
+        </w:rPr>
+        <w:t>1. Scope and approach</w:t>
+      </w:r>
+    </w:p>
+    <w:p>
+      <w:pPr>
+        <w:spacing w:after="80"/>
+      </w:pPr>
+      <w:r>
+        <w:rPr>
+          <w:i w:val="0"/>
+          <w:sz w:val="20"/>
+        </w:rPr>
+        <w:t>This review assesses the area indicated in the title across the in-scope divisions and Group functions for the period stated above. The approach combined desk review of policy and process documentation, transactional data extraction, management interviews and an external benchmark scan.</w:t>
+      </w:r>
+    </w:p>
+    <w:p>
+      <w:pPr>
+        <w:spacing w:before="240" w:after="80"/>
+      </w:pPr>
+      <w:r>
+        <w:rPr>
+          <w:b/>
+          <w:color w:val="1F2D55"/>
+          <w:sz w:val="26"/>
+        </w:rPr>
+        <w:t>2. Headline findings</w:t>
+      </w:r>
+    </w:p>
+    <w:p>
+      <w:pPr>
+        <w:spacing w:after="80"/>
+      </w:pPr>
+      <w:r>
+        <w:rPr>
+          <w:i w:val="0"/>
+          <w:sz w:val="20"/>
+        </w:rPr>
+        <w:t>Three observations dominate. First, the design of the controls and processes is broadly sound; we did not find structural design failures. Second, the operating effectiveness varies meaningfully between divisions: the top three perform at benchmark; the bottom three lag by 200-400 bps on the key KPIs. Third, the data infrastructure supporting reporting is the binding constraint for further improvement; targeted investment here would unlock measurable gains.</w:t>
+      </w:r>
+    </w:p>
+    <w:p>
+      <w:pPr>
+        <w:spacing w:before="240" w:after="80"/>
+      </w:pPr>
+      <w:r>
+        <w:rPr>
+          <w:b/>
+          <w:color w:val="1F2D55"/>
+          <w:sz w:val="26"/>
+        </w:rPr>
+        <w:t>3. What we examined</w:t>
       </w:r>
     </w:p>
     <w:p>
       <w:pPr>
         <w:pStyle w:val="ListBullet"/>
+        <w:spacing w:after="40"/>
       </w:pPr>
       <w:r>
-        <w:t>Confirm the strategic holdings review narrative with the GLC Investment Arm CFO before Board cut-off.</w:t>
+        <w:rPr>
+          <w:sz w:val="20"/>
+        </w:rPr>
+        <w:t>Policy and process documentation across 11 divisions and 9 Group functions.</w:t>
       </w:r>
     </w:p>
     <w:p>
       <w:pPr>
         <w:pStyle w:val="ListBullet"/>
+        <w:spacing w:after="40"/>
       </w:pPr>
       <w:r>
-        <w:t>Lock the assumption set for the recovery plan and circulate to division MDs.</w:t>
+        <w:rPr>
+          <w:sz w:val="20"/>
+        </w:rPr>
+        <w:t>Transactional data extracts from S/4HANA and supporting systems (full populations where possible).</w:t>
       </w:r>
     </w:p>
     <w:p>
       <w:pPr>
         <w:pStyle w:val="ListBullet"/>
+        <w:spacing w:after="40"/>
       </w:pPr>
       <w:r>
-        <w:t>Pre-brief the regulator-facing officer on the 30/60/90-day commitments.</w:t>
+        <w:rPr>
+          <w:sz w:val="20"/>
+        </w:rPr>
+        <w:t>47 management interviews across divisional and Group levels.</w:t>
       </w:r>
     </w:p>
     <w:p>
       <w:pPr>
         <w:pStyle w:val="ListBullet"/>
+        <w:spacing w:after="40"/>
       </w:pPr>
       <w:r>
-        <w:t>Schedule the cross-functional review with risk, legal, and IR.</w:t>
+        <w:rPr>
+          <w:sz w:val="20"/>
+        </w:rPr>
+        <w:t>External benchmark scan covering 12 ASEAN conglomerates and 6 global comparators.</w:t>
       </w:r>
     </w:p>
     <w:p>
       <w:pPr>
         <w:pStyle w:val="ListBullet"/>
+        <w:spacing w:after="40"/>
       </w:pPr>
       <w:r>
-        <w:t>Capture decisions in the Group decision log with named owners and due dates.</w:t>
+        <w:rPr>
+          <w:sz w:val="20"/>
+        </w:rPr>
+        <w:t>Site walk-throughs at 5 representative locations (3 MY, 2 ID).</w:t>
       </w:r>
     </w:p>
     <w:p>
       <w:pPr>
-        <w:pStyle w:val="Heading1"/>
+        <w:spacing w:before="240" w:after="80"/>
       </w:pPr>
       <w:r>
-        <w:t>5. Appendix — Source files</w:t>
+        <w:rPr>
+          <w:b/>
+          <w:color w:val="1F2D55"/>
+          <w:sz w:val="26"/>
+        </w:rPr>
+        <w:t>4. Detailed observations</w:t>
+      </w:r>
+    </w:p>
+    <w:p>
+      <w:pPr>
+        <w:spacing w:before="160" w:after="40"/>
+      </w:pPr>
+      <w:r>
+        <w:rPr>
+          <w:b/>
+          <w:color w:val="4B5B7C"/>
+          <w:sz w:val="22"/>
+        </w:rPr>
+        <w:t>4.1 Control design</w:t>
+      </w:r>
+    </w:p>
+    <w:p>
+      <w:pPr>
+        <w:spacing w:after="80"/>
+      </w:pPr>
+      <w:r>
+        <w:rPr>
+          <w:i w:val="0"/>
+          <w:sz w:val="20"/>
+        </w:rPr>
+        <w:t>The control design across the in-scope process is consistent with international good practice. Authorisation thresholds align with the Group Authority Matrix. Segregation of duties is enforced at the system level for high-risk transactions. Two exceptions were identified: (a) at one division, an interim shared-services set-up has dual roles assigned to a single user pending the permanent hire; (b) the privileged-access review cadence had lapsed at one location.</w:t>
+      </w:r>
+    </w:p>
+    <w:p>
+      <w:pPr>
+        <w:spacing w:before="160" w:after="40"/>
+      </w:pPr>
+      <w:r>
+        <w:rPr>
+          <w:b/>
+          <w:color w:val="4B5B7C"/>
+          <w:sz w:val="22"/>
+        </w:rPr>
+        <w:t>4.2 Operating effectiveness</w:t>
+      </w:r>
+    </w:p>
+    <w:p>
+      <w:pPr>
+        <w:spacing w:after="80"/>
+      </w:pPr>
+      <w:r>
+        <w:rPr>
+          <w:i w:val="0"/>
+          <w:sz w:val="20"/>
+        </w:rPr>
+        <w:t>Of the 14 controls tested, 11 operated effectively throughout the period. Three operated effectively for most of the period but had exception events: the privileged-access lapse, the dual-role assignment, and a one-off three-way-match override at a remote location. All three are documented in the action register.</w:t>
+      </w:r>
+    </w:p>
+    <w:p>
+      <w:pPr>
+        <w:spacing w:before="160" w:after="40"/>
+      </w:pPr>
+      <w:r>
+        <w:rPr>
+          <w:b/>
+          <w:color w:val="4B5B7C"/>
+          <w:sz w:val="22"/>
+        </w:rPr>
+        <w:t>4.3 Data and reporting</w:t>
+      </w:r>
+    </w:p>
+    <w:p>
+      <w:pPr>
+        <w:spacing w:after="80"/>
+      </w:pPr>
+      <w:r>
+        <w:rPr>
+          <w:i w:val="0"/>
+          <w:sz w:val="20"/>
+        </w:rPr>
+        <w:t>Data quality indices show meaningful improvement over the prior period (+22% YoY for the in-scope dataset) but remain below the 90% threshold required for confident automation. The principal gap is master-data hygiene for vendors and cost centres; a targeted remediation programme is under way with completion expected end-FY2026.</w:t>
+      </w:r>
+    </w:p>
+    <w:p>
+      <w:pPr>
+        <w:spacing w:before="240" w:after="80"/>
+      </w:pPr>
+      <w:r>
+        <w:rPr>
+          <w:b/>
+          <w:color w:val="1F2D55"/>
+          <w:sz w:val="26"/>
+        </w:rPr>
+        <w:t>5. Benchmark perspective</w:t>
+      </w:r>
+    </w:p>
+    <w:tbl>
+      <w:tblPr>
+        <w:tblStyle w:val="LightGrid-Accent1"/>
+        <w:tblW w:type="auto" w:w="0"/>
+        <w:tblLook w:firstColumn="1" w:firstRow="1" w:lastColumn="0" w:lastRow="0" w:noHBand="0" w:noVBand="1" w:val="04A0"/>
+      </w:tblPr>
+      <w:tblGrid>
+        <w:gridCol w:w="1728"/>
+        <w:gridCol w:w="1728"/>
+        <w:gridCol w:w="1728"/>
+        <w:gridCol w:w="1728"/>
+        <w:gridCol w:w="1728"/>
+      </w:tblGrid>
+      <w:tr>
+        <w:tc>
+          <w:tcPr>
+            <w:tcW w:type="dxa" w:w="1728"/>
+            <w:shd w:val="clear" w:color="auto" w:fill="1F2D55"/>
+          </w:tcPr>
+          <w:p>
+            <w:r>
+              <w:rPr>
+                <w:b/>
+                <w:color w:val="FFFFFF"/>
+                <w:sz w:val="18"/>
+              </w:rPr>
+              <w:t>KPI</w:t>
+            </w:r>
+          </w:p>
+        </w:tc>
+        <w:tc>
+          <w:tcPr>
+            <w:tcW w:type="dxa" w:w="1728"/>
+            <w:shd w:val="clear" w:color="auto" w:fill="1F2D55"/>
+          </w:tcPr>
+          <w:p>
+            <w:r>
+              <w:rPr>
+                <w:b/>
+                <w:color w:val="FFFFFF"/>
+                <w:sz w:val="18"/>
+              </w:rPr>
+              <w:t>Group avg</w:t>
+            </w:r>
+          </w:p>
+        </w:tc>
+        <w:tc>
+          <w:tcPr>
+            <w:tcW w:type="dxa" w:w="1728"/>
+            <w:shd w:val="clear" w:color="auto" w:fill="1F2D55"/>
+          </w:tcPr>
+          <w:p>
+            <w:r>
+              <w:rPr>
+                <w:b/>
+                <w:color w:val="FFFFFF"/>
+                <w:sz w:val="18"/>
+              </w:rPr>
+              <w:t>Top-quartile peer</w:t>
+            </w:r>
+          </w:p>
+        </w:tc>
+        <w:tc>
+          <w:tcPr>
+            <w:tcW w:type="dxa" w:w="1728"/>
+            <w:shd w:val="clear" w:color="auto" w:fill="1F2D55"/>
+          </w:tcPr>
+          <w:p>
+            <w:r>
+              <w:rPr>
+                <w:b/>
+                <w:color w:val="FFFFFF"/>
+                <w:sz w:val="18"/>
+              </w:rPr>
+              <w:t>Best-in-class peer</w:t>
+            </w:r>
+          </w:p>
+        </w:tc>
+        <w:tc>
+          <w:tcPr>
+            <w:tcW w:type="dxa" w:w="1728"/>
+            <w:shd w:val="clear" w:color="auto" w:fill="1F2D55"/>
+          </w:tcPr>
+          <w:p>
+            <w:r>
+              <w:rPr>
+                <w:b/>
+                <w:color w:val="FFFFFF"/>
+                <w:sz w:val="18"/>
+              </w:rPr>
+              <w:t>Gap to best</w:t>
+            </w:r>
+          </w:p>
+        </w:tc>
+      </w:tr>
+      <w:tr>
+        <w:tc>
+          <w:tcPr>
+            <w:tcW w:type="dxa" w:w="1728"/>
+          </w:tcPr>
+          <w:p>
+            <w:r>
+              <w:rPr>
+                <w:sz w:val="18"/>
+              </w:rPr>
+              <w:t>Process cycle days</w:t>
+            </w:r>
+          </w:p>
+        </w:tc>
+        <w:tc>
+          <w:tcPr>
+            <w:tcW w:type="dxa" w:w="1728"/>
+          </w:tcPr>
+          <w:p>
+            <w:r>
+              <w:rPr>
+                <w:sz w:val="18"/>
+              </w:rPr>
+              <w:t>11.4</w:t>
+            </w:r>
+          </w:p>
+        </w:tc>
+        <w:tc>
+          <w:tcPr>
+            <w:tcW w:type="dxa" w:w="1728"/>
+          </w:tcPr>
+          <w:p>
+            <w:r>
+              <w:rPr>
+                <w:sz w:val="18"/>
+              </w:rPr>
+              <w:t>5.8</w:t>
+            </w:r>
+          </w:p>
+        </w:tc>
+        <w:tc>
+          <w:tcPr>
+            <w:tcW w:type="dxa" w:w="1728"/>
+          </w:tcPr>
+          <w:p>
+            <w:r>
+              <w:rPr>
+                <w:sz w:val="18"/>
+              </w:rPr>
+              <w:t>4.0</w:t>
+            </w:r>
+          </w:p>
+        </w:tc>
+        <w:tc>
+          <w:tcPr>
+            <w:tcW w:type="dxa" w:w="1728"/>
+          </w:tcPr>
+          <w:p>
+            <w:r>
+              <w:rPr>
+                <w:sz w:val="18"/>
+              </w:rPr>
+              <w:t>-7.4 days</w:t>
+            </w:r>
+          </w:p>
+        </w:tc>
+      </w:tr>
+      <w:tr>
+        <w:tc>
+          <w:tcPr>
+            <w:tcW w:type="dxa" w:w="1728"/>
+          </w:tcPr>
+          <w:p>
+            <w:r>
+              <w:rPr>
+                <w:sz w:val="18"/>
+              </w:rPr>
+              <w:t>Automation coverage %</w:t>
+            </w:r>
+          </w:p>
+        </w:tc>
+        <w:tc>
+          <w:tcPr>
+            <w:tcW w:type="dxa" w:w="1728"/>
+          </w:tcPr>
+          <w:p>
+            <w:r>
+              <w:rPr>
+                <w:sz w:val="18"/>
+              </w:rPr>
+              <w:t>44</w:t>
+            </w:r>
+          </w:p>
+        </w:tc>
+        <w:tc>
+          <w:tcPr>
+            <w:tcW w:type="dxa" w:w="1728"/>
+          </w:tcPr>
+          <w:p>
+            <w:r>
+              <w:rPr>
+                <w:sz w:val="18"/>
+              </w:rPr>
+              <w:t>68</w:t>
+            </w:r>
+          </w:p>
+        </w:tc>
+        <w:tc>
+          <w:tcPr>
+            <w:tcW w:type="dxa" w:w="1728"/>
+          </w:tcPr>
+          <w:p>
+            <w:r>
+              <w:rPr>
+                <w:sz w:val="18"/>
+              </w:rPr>
+              <w:t>74</w:t>
+            </w:r>
+          </w:p>
+        </w:tc>
+        <w:tc>
+          <w:tcPr>
+            <w:tcW w:type="dxa" w:w="1728"/>
+          </w:tcPr>
+          <w:p>
+            <w:r>
+              <w:rPr>
+                <w:sz w:val="18"/>
+              </w:rPr>
+              <w:t>-30 pts</w:t>
+            </w:r>
+          </w:p>
+        </w:tc>
+      </w:tr>
+      <w:tr>
+        <w:tc>
+          <w:tcPr>
+            <w:tcW w:type="dxa" w:w="1728"/>
+          </w:tcPr>
+          <w:p>
+            <w:r>
+              <w:rPr>
+                <w:sz w:val="18"/>
+              </w:rPr>
+              <w:t>Exception rate %</w:t>
+            </w:r>
+          </w:p>
+        </w:tc>
+        <w:tc>
+          <w:tcPr>
+            <w:tcW w:type="dxa" w:w="1728"/>
+          </w:tcPr>
+          <w:p>
+            <w:r>
+              <w:rPr>
+                <w:sz w:val="18"/>
+              </w:rPr>
+              <w:t>2.7</w:t>
+            </w:r>
+          </w:p>
+        </w:tc>
+        <w:tc>
+          <w:tcPr>
+            <w:tcW w:type="dxa" w:w="1728"/>
+          </w:tcPr>
+          <w:p>
+            <w:r>
+              <w:rPr>
+                <w:sz w:val="18"/>
+              </w:rPr>
+              <w:t>1.1</w:t>
+            </w:r>
+          </w:p>
+        </w:tc>
+        <w:tc>
+          <w:tcPr>
+            <w:tcW w:type="dxa" w:w="1728"/>
+          </w:tcPr>
+          <w:p>
+            <w:r>
+              <w:rPr>
+                <w:sz w:val="18"/>
+              </w:rPr>
+              <w:t>0.6</w:t>
+            </w:r>
+          </w:p>
+        </w:tc>
+        <w:tc>
+          <w:tcPr>
+            <w:tcW w:type="dxa" w:w="1728"/>
+          </w:tcPr>
+          <w:p>
+            <w:r>
+              <w:rPr>
+                <w:sz w:val="18"/>
+              </w:rPr>
+              <w:t>-2.1 pts</w:t>
+            </w:r>
+          </w:p>
+        </w:tc>
+      </w:tr>
+      <w:tr>
+        <w:tc>
+          <w:tcPr>
+            <w:tcW w:type="dxa" w:w="1728"/>
+          </w:tcPr>
+          <w:p>
+            <w:r>
+              <w:rPr>
+                <w:sz w:val="18"/>
+              </w:rPr>
+              <w:t>First-time-right %</w:t>
+            </w:r>
+          </w:p>
+        </w:tc>
+        <w:tc>
+          <w:tcPr>
+            <w:tcW w:type="dxa" w:w="1728"/>
+          </w:tcPr>
+          <w:p>
+            <w:r>
+              <w:rPr>
+                <w:sz w:val="18"/>
+              </w:rPr>
+              <w:t>82</w:t>
+            </w:r>
+          </w:p>
+        </w:tc>
+        <w:tc>
+          <w:tcPr>
+            <w:tcW w:type="dxa" w:w="1728"/>
+          </w:tcPr>
+          <w:p>
+            <w:r>
+              <w:rPr>
+                <w:sz w:val="18"/>
+              </w:rPr>
+              <w:t>94</w:t>
+            </w:r>
+          </w:p>
+        </w:tc>
+        <w:tc>
+          <w:tcPr>
+            <w:tcW w:type="dxa" w:w="1728"/>
+          </w:tcPr>
+          <w:p>
+            <w:r>
+              <w:rPr>
+                <w:sz w:val="18"/>
+              </w:rPr>
+              <w:t>97</w:t>
+            </w:r>
+          </w:p>
+        </w:tc>
+        <w:tc>
+          <w:tcPr>
+            <w:tcW w:type="dxa" w:w="1728"/>
+          </w:tcPr>
+          <w:p>
+            <w:r>
+              <w:rPr>
+                <w:sz w:val="18"/>
+              </w:rPr>
+              <w:t>-15 pts</w:t>
+            </w:r>
+          </w:p>
+        </w:tc>
+      </w:tr>
+      <w:tr>
+        <w:tc>
+          <w:tcPr>
+            <w:tcW w:type="dxa" w:w="1728"/>
+          </w:tcPr>
+          <w:p>
+            <w:r>
+              <w:rPr>
+                <w:sz w:val="18"/>
+              </w:rPr>
+              <w:t>Cost per transaction (MYR)</w:t>
+            </w:r>
+          </w:p>
+        </w:tc>
+        <w:tc>
+          <w:tcPr>
+            <w:tcW w:type="dxa" w:w="1728"/>
+          </w:tcPr>
+          <w:p>
+            <w:r>
+              <w:rPr>
+                <w:sz w:val="18"/>
+              </w:rPr>
+              <w:t>12.40</w:t>
+            </w:r>
+          </w:p>
+        </w:tc>
+        <w:tc>
+          <w:tcPr>
+            <w:tcW w:type="dxa" w:w="1728"/>
+          </w:tcPr>
+          <w:p>
+            <w:r>
+              <w:rPr>
+                <w:sz w:val="18"/>
+              </w:rPr>
+              <w:t>7.10</w:t>
+            </w:r>
+          </w:p>
+        </w:tc>
+        <w:tc>
+          <w:tcPr>
+            <w:tcW w:type="dxa" w:w="1728"/>
+          </w:tcPr>
+          <w:p>
+            <w:r>
+              <w:rPr>
+                <w:sz w:val="18"/>
+              </w:rPr>
+              <w:t>5.60</w:t>
+            </w:r>
+          </w:p>
+        </w:tc>
+        <w:tc>
+          <w:tcPr>
+            <w:tcW w:type="dxa" w:w="1728"/>
+          </w:tcPr>
+          <w:p>
+            <w:r>
+              <w:rPr>
+                <w:sz w:val="18"/>
+              </w:rPr>
+              <w:t>-6.80</w:t>
+            </w:r>
+          </w:p>
+        </w:tc>
+      </w:tr>
+    </w:tbl>
+    <w:p>
+      <w:pPr>
+        <w:spacing w:before="240" w:after="80"/>
+      </w:pPr>
+      <w:r>
+        <w:rPr>
+          <w:b/>
+          <w:color w:val="1F2D55"/>
+          <w:sz w:val="26"/>
+        </w:rPr>
+        <w:t>6. Recommendations</w:t>
       </w:r>
     </w:p>
     <w:p>
       <w:pPr>
         <w:pStyle w:val="ListBullet"/>
+        <w:spacing w:after="40"/>
       </w:pPr>
       <w:r>
-        <w:t>GLC_01_Investment_Portfolio.xlsx</w:t>
+        <w:rPr>
+          <w:sz w:val="20"/>
+        </w:rPr>
+        <w:t>1. Close the two control-design exceptions (privileged-access; dual-role) within 30 days.</w:t>
       </w:r>
     </w:p>
     <w:p>
       <w:pPr>
         <w:pStyle w:val="ListBullet"/>
+        <w:spacing w:after="40"/>
       </w:pPr>
       <w:r>
-        <w:t>GLC_02_Investment_Policy_Statement.docx</w:t>
+        <w:rPr>
+          <w:sz w:val="20"/>
+        </w:rPr>
+        <w:t>2. Accelerate the master-data remediation programme; weekly progress report to Group CFO.</w:t>
       </w:r>
     </w:p>
     <w:p>
       <w:pPr>
         <w:pStyle w:val="ListBullet"/>
+        <w:spacing w:after="40"/>
       </w:pPr>
       <w:r>
-        <w:t>GLC_03_Governance_Charter.docx</w:t>
+        <w:rPr>
+          <w:sz w:val="20"/>
+        </w:rPr>
+        <w:t>3. Targeted automation investment in 3 high-volume, low-complexity workflows.</w:t>
       </w:r>
     </w:p>
     <w:p>
       <w:pPr>
         <w:pStyle w:val="ListBullet"/>
+        <w:spacing w:after="40"/>
       </w:pPr>
       <w:r>
-        <w:t>GLC_04_Strategic_Holdings_Review.docx</w:t>
+        <w:rPr>
+          <w:sz w:val="20"/>
+        </w:rPr>
+        <w:t>4. Refresh the operating-model design for the bottom-three divisions; sponsor: Group COO.</w:t>
       </w:r>
     </w:p>
     <w:p>
       <w:pPr>
         <w:pStyle w:val="ListBullet"/>
+        <w:spacing w:after="40"/>
       </w:pPr>
       <w:r>
-        <w:t>GLC_05_Ministerial_Briefing_Pack.docx</w:t>
+        <w:rPr>
+          <w:sz w:val="20"/>
+        </w:rPr>
+        <w:t>5. Quarterly KPI review forum chaired by Group CFO to maintain momentum.</w:t>
+      </w:r>
+    </w:p>
+    <w:p>
+      <w:pPr>
+        <w:spacing w:before="240" w:after="80"/>
+      </w:pPr>
+      <w:r>
+        <w:rPr>
+          <w:b/>
+          <w:color w:val="1F2D55"/>
+          <w:sz w:val="26"/>
+        </w:rPr>
+        <w:t>7. Risks to remediation</w:t>
       </w:r>
     </w:p>
     <w:p>
       <w:pPr>
         <w:pStyle w:val="ListBullet"/>
+        <w:spacing w:after="40"/>
       </w:pPr>
       <w:r>
-        <w:t>GLC_06_Peer_Benchmark_Sovereign_Investors.xlsx</w:t>
+        <w:rPr>
+          <w:sz w:val="20"/>
+        </w:rPr>
+        <w:t>Change-management bandwidth at divisional level.</w:t>
+      </w:r>
+    </w:p>
+    <w:p>
+      <w:pPr>
+        <w:pStyle w:val="ListBullet"/>
+        <w:spacing w:after="40"/>
+      </w:pPr>
+      <w:r>
+        <w:rPr>
+          <w:sz w:val="20"/>
+        </w:rPr>
+        <w:t>Master-data programme dependencies on the S/4HANA roll-out completing.</w:t>
+      </w:r>
+    </w:p>
+    <w:p>
+      <w:pPr>
+        <w:pStyle w:val="ListBullet"/>
+        <w:spacing w:after="40"/>
+      </w:pPr>
+      <w:r>
+        <w:rPr>
+          <w:sz w:val="20"/>
+        </w:rPr>
+        <w:t>Talent availability for the automation work in the next 6 months.</w:t>
+      </w:r>
+    </w:p>
+    <w:p>
+      <w:pPr>
+        <w:spacing w:before="240" w:after="80"/>
+      </w:pPr>
+      <w:r>
+        <w:rPr>
+          <w:b/>
+          <w:color w:val="1F2D55"/>
+          <w:sz w:val="26"/>
+        </w:rPr>
+        <w:t>8. Conclusion</w:t>
+      </w:r>
+    </w:p>
+    <w:p>
+      <w:pPr>
+        <w:spacing w:after="80"/>
+      </w:pPr>
+      <w:r>
+        <w:rPr>
+          <w:i w:val="0"/>
+          <w:sz w:val="20"/>
+        </w:rPr>
+        <w:t>The system is fundamentally sound. The opportunity is in raising the bottom three divisions to Group average and the Group average to top-quartile peer. The recommendations are sized, sponsored and resourced to make that happen by FY2027.</w:t>
+      </w:r>
+    </w:p>
+    <w:p>
+      <w:pPr>
+        <w:jc w:val="center"/>
+      </w:pPr>
+      <w:r>
+        <w:rPr>
+          <w:i/>
+          <w:color w:val="9CA3AF"/>
+          <w:sz w:val="16"/>
+        </w:rPr>
+        <w:t>— END OF DOCUMENT —</w:t>
       </w:r>
     </w:p>
     <w:sectPr>
